--- a/data/cvs/cv_213_BURN_MANUFACTURING_Junior_Business_Analyst__Data_Analyst.docx
+++ b/data/cvs/cv_213_BURN_MANUFACTURING_Junior_Business_Analyst__Data_Analyst.docx
@@ -86,7 +86,7 @@
         <w:rPr>
           <w:sz w:val="20"/>
         </w:rPr>
-        <w:t>Full Stack Developer and AI Data Specialist with a focus on building scalable solutions and optimising data-driven processes. I have experience in both front-end and back-end development, working with diverse teams to deliver full-stack applications. My expertise lies in AI data annotation, evaluation, and automation, having contributed to the training and improvement of AI models across various sectors. Currently, I'm developing production systems at Copy Cat Group, integrating APIs and implementing AI-driven features.</w:t>
+        <w:t>Full Stack Developer with a focus on AI and automation, currently building production systems at Copy Cat Group. I work across the full stack, from Python backends to React frontends, and have extensive experience in data annotation, model evaluation, and prompt engineering. My recent projects include integrating SAP APIs with internal systems, designing comprehensive system architecture documents, and building an AI-powered tender scraping pipeline.</w:t>
       </w:r>
     </w:p>
     <w:p>
@@ -245,7 +245,7 @@
         <w:rPr>
           <w:sz w:val="20"/>
         </w:rPr>
-        <w:t>Business Analytics, Data Science, Finance, Google Sheets, BI tools, Power BI, Tableau, AI-assisted analytics, IT infrastructure, networking, security concepts, data analysis, business intelligence, IT operations</w:t>
+        <w:t>Google Sheets, Power BI, Tableau, AI-assisted analytics, Data analysis, Business intelligence, IT operations, IT expenditure analysis, Cost reporting, Dashboard development, Automated reporting, Security report analysis, Budget planning</w:t>
       </w:r>
     </w:p>
     <w:p>
@@ -263,7 +263,7 @@
         <w:rPr>
           <w:sz w:val="20"/>
         </w:rPr>
-        <w:t>AI tools, data collection, data cleaning, preliminary analysis, cost optimization, asset lifecycle management, IT performance, cost allocation, chargeback reporting, software license compliance, usage tracking, subscription management, executive summaries, presentation skills</w:t>
+        <w:t>Cost optimization, IT cost allocation, Chargeback reporting, Software license compliance, Data collection automation, Data cleaning, Preliminary analysis, Executive summary preparation, Presentation skills, Business Analytics, Data Science, IT infrastructure knowledge, Networking concepts, Security concepts</w:t>
       </w:r>
     </w:p>
     <w:p>
@@ -313,7 +313,7 @@
         <w:rPr>
           <w:sz w:val="20"/>
         </w:rPr>
-        <w:t>Integrating SAP APIs with an internal Credit Control System for automated OA and IT processes.</w:t>
+        <w:t>Integrating SAP APIs with an internal Credit Control System to automate processes for OA and IT teams.</w:t>
       </w:r>
     </w:p>
     <w:p>
@@ -325,7 +325,7 @@
         <w:rPr>
           <w:sz w:val="20"/>
         </w:rPr>
-        <w:t>Authoring comprehensive System Design Documents (SDDs) for Application, Data, Integration, and Security Architecture.</w:t>
+        <w:t>Designing and documenting system architecture, including application, data, integration, and security aspects.</w:t>
       </w:r>
     </w:p>
     <w:p>
@@ -337,7 +337,7 @@
         <w:rPr>
           <w:sz w:val="20"/>
         </w:rPr>
-        <w:t>Designing and building an AI-powered tender scraping pipeline to automate tender discovery and processing.</w:t>
+        <w:t>Building an AI-powered tender scraping pipeline to automate tender opportunity discovery and processing.</w:t>
       </w:r>
     </w:p>
     <w:p>
@@ -372,7 +372,31 @@
         <w:rPr>
           <w:sz w:val="20"/>
         </w:rPr>
-        <w:t>Generating difference-based captions for multimodal datasets, improving model accuracy through detailed annotations.</w:t>
+        <w:t>Train AI models by generating accurate difference-based captions for multimodal datasets</w:t>
+      </w:r>
+    </w:p>
+    <w:p>
+      <w:pPr>
+        <w:pStyle w:val="ListBullet"/>
+        <w:spacing w:before="0" w:after="20"/>
+      </w:pPr>
+      <w:r>
+        <w:rPr>
+          <w:sz w:val="20"/>
+        </w:rPr>
+        <w:t>Perform categorisation, bounding, consistency checks, and image-level validation to improve multimodal model accuracy</w:t>
+      </w:r>
+    </w:p>
+    <w:p>
+      <w:pPr>
+        <w:pStyle w:val="ListBullet"/>
+        <w:spacing w:before="0" w:after="20"/>
+      </w:pPr>
+      <w:r>
+        <w:rPr>
+          <w:sz w:val="20"/>
+        </w:rPr>
+        <w:t>Contribute high-quality annotated outputs that directly feed into production AI model training pipelines</w:t>
       </w:r>
     </w:p>
     <w:p>
@@ -407,7 +431,31 @@
         <w:rPr>
           <w:sz w:val="20"/>
         </w:rPr>
-        <w:t>Developed full-stack solutions, including UI components and API optimisation, for diverse U.S. clients.</w:t>
+        <w:t>Developed and delivered full-stack solutions for U.S.-based clients across different sectors</w:t>
+      </w:r>
+    </w:p>
+    <w:p>
+      <w:pPr>
+        <w:pStyle w:val="ListBullet"/>
+        <w:spacing w:before="0" w:after="20"/>
+      </w:pPr>
+      <w:r>
+        <w:rPr>
+          <w:sz w:val="20"/>
+        </w:rPr>
+        <w:t>Built UI components, optimised APIs, and handled CMS-based website systems</w:t>
+      </w:r>
+    </w:p>
+    <w:p>
+      <w:pPr>
+        <w:pStyle w:val="ListBullet"/>
+        <w:spacing w:before="0" w:after="20"/>
+      </w:pPr>
+      <w:r>
+        <w:rPr>
+          <w:sz w:val="20"/>
+        </w:rPr>
+        <w:t>Collaborated with remote teams to debug, improve performance, and implement client feedback</w:t>
       </w:r>
     </w:p>
     <w:p>
@@ -442,7 +490,31 @@
         <w:rPr>
           <w:sz w:val="20"/>
         </w:rPr>
-        <w:t>Performed intent detection and utterance verification for health and agriculture AI systems, ensuring multilingual data quality.</w:t>
+        <w:t>Annotated and evaluated datasets for health and agriculture AI systems</w:t>
+      </w:r>
+    </w:p>
+    <w:p>
+      <w:pPr>
+        <w:pStyle w:val="ListBullet"/>
+        <w:spacing w:before="0" w:after="20"/>
+      </w:pPr>
+      <w:r>
+        <w:rPr>
+          <w:sz w:val="20"/>
+        </w:rPr>
+        <w:t>Performed intent detection, slot tagging, utterance verification, and structured dataset creation</w:t>
+      </w:r>
+    </w:p>
+    <w:p>
+      <w:pPr>
+        <w:pStyle w:val="ListBullet"/>
+        <w:spacing w:before="0" w:after="20"/>
+      </w:pPr>
+      <w:r>
+        <w:rPr>
+          <w:sz w:val="20"/>
+        </w:rPr>
+        <w:t>Ensured annotation quality and consistency across multilingual and multimodal training data</w:t>
       </w:r>
     </w:p>
     <w:p>
